--- a/src/ReportsLayout/Notificacion de pago.docx
+++ b/src/ReportsLayout/Notificacion de pago.docx
@@ -3199,6 +3199,70 @@
  
  < N a v W o r d R e p o r t X m l P a r t   x m l n s = " u r n : m i c r o s o f t - d y n a m i c s - n a v / r e p o r t s / N o t i f i c a c i o n _ d e _ p a g o / 3 4 0 0 3 0 0 9 / " >   
+     < B C R e p o r t I n f o r m a t i o n > + 
+         < R e p o r t M e t a d a t a > + 
+             < E x t e n s i o n I d > E x t e n s i o n   I D < / E x t e n s i o n I d > + 
+             < E x t e n s i o n N a m e > E x t e n s i o n   N a m e < / E x t e n s i o n N a m e > + 
+             < E x t e n s i o n P u b l i s h e r > E x t e n s i o n   P u b l i s h e r < / E x t e n s i o n P u b l i s h e r > + 
+             < E x t e n s i o n V e r s i o n > E x t e n s i o n   V e r s i o n < / E x t e n s i o n V e r s i o n > + 
+             < R e p o r t I d > R e p o r t   I D < / R e p o r t I d > + 
+             < R e p o r t N a m e > R e p o r t   N a m e < / R e p o r t N a m e > + 
+             < A b o u t T h i s R e p o r t T i t l e > A b o u t   T h i s   R e p o r t   T i t l e < / A b o u t T h i s R e p o r t T i t l e > + 
+             < A b o u t T h i s R e p o r t T e x t > A b o u t   T h i s   R e p o r t   T e x t < / A b o u t T h i s R e p o r t T e x t > + 
+             < R e p o r t H e l p L i n k > R e p o r t   H e l p   L i n k < / R e p o r t H e l p L i n k > + 
+         < / R e p o r t M e t a d a t a > + 
+         < R e p o r t R e q u e s t > + 
+             < T e n a n t E n t r a I d > T e n a n t   E n t r a   I d < / T e n a n t E n t r a I d > + 
+             < E n v i r o n m e n t N a m e > E n v i r o n m e n t   N a m e < / E n v i r o n m e n t N a m e > + 
+             < E n v i r o n m e n t T y p e > E n v i r o n m e n t   T y p e < / E n v i r o n m e n t T y p e > + 
+             < C o m p a n y N a m e > C o m p a n y   N a m e < / C o m p a n y N a m e > + 
+             < C o m p a n y D i s p l a y N a m e > C o m p a n y   D i s p l a y   N a m e < / C o m p a n y D i s p l a y N a m e > + 
+             < C o m p a n y I d > C o m p a n y   I D < / C o m p a n y I d > + 
+             < U s e r N a m e > U s e r   N a m e < / U s e r N a m e > + 
+             < D a t e A n d T i m e > D a t e   a n d   T i m e < / D a t e A n d T i m e > + 
+             < L a n g u a g e > L a n g u a g e < / L a n g u a g e > + 
+             < F o r m a t R e g i o n > F o r m a t   R e g i o n < / F o r m a t R e g i o n > + 
+             < D a t e T i m e V a l u e s > + 
+                 < Y e a r > Y e a r < / Y e a r > + 
+                 < M o n t h N u m b e r > M o n t h   N u m b e r < / M o n t h N u m b e r > + 
+                 < D a y N u m b e r > D a y   N u m b e r < / D a y N u m b e r > + 
+                 < H o u r > H o u r < / H o u r > + 
+                 < M i n u t e > M i n u t e < / M i n u t e > + 
+             < / D a t e T i m e V a l u e s > + 
+         < / R e p o r t R e q u e s t > + 
+     < / B C R e p o r t I n f o r m a t i o n > + 
      < V e n d o r _ L e d g e r _ E n t r y >   
          < A m o u n t > A m o u n t < / A m o u n t > @@ -3233,17 +3297,17 @@
  
          < D e t a i l e d _ V e n d o r _ L e d g _ E n t r y >   
+             < V E A m o u n t _ > V E A m o u n t _ < / V E A m o u n t _ > + 
+             < V E C u r r e n c y _ C o d e > V E C u r r e n c y _ C o d e < / V E C u r r e n c y _ C o d e > + 
+             < V E D o c u m e n t _ N o _ > V E D o c u m e n t _ N o _ < / V E D o c u m e n t _ N o _ > + 
+             < V E N C F > V E N C F < / V E N C F > + 
+             < V E P o s t i n g _ D a t e > V E P o s t i n g _ D a t e < / V E P o s t i n g _ D a t e > + 
              < V E _ O r i g i n a l _ A m o u n t > V E _ O r i g i n a l _ A m o u n t < / V E _ O r i g i n a l _ A m o u n t > - 
-             < V E A m o u n t _ > V E A m o u n t _ < / V E A m o u n t _ > - 
-             < V E C u r r e n c y _ C o d e > V E C u r r e n c y _ C o d e < / V E C u r r e n c y _ C o d e > - 
-             < V E D o c u m e n t _ N o _ > V E D o c u m e n t _ N o _ < / V E D o c u m e n t _ N o _ > - 
-             < V E N C F > V E N C F < / V E N C F > - 
-             < V E P o s t i n g _ D a t e > V E P o s t i n g _ D a t e < / V E P o s t i n g _ D a t e >   
          < / D e t a i l e d _ V e n d o r _ L e d g _ E n t r y >   

--- a/src/ReportsLayout/Notificacion de pago.docx
+++ b/src/ReportsLayout/Notificacion de pago.docx
@@ -443,9 +443,9 @@
       <w:sdt>
         <w:sdtPr>
           <w:alias w:val="#Nav: /Vendor_Ledger_Entry/Detailed_Vendor_Ledg_Entry"/>
-          <w:tag w:val="#Nav: Notificacion_de_pago/34003009"/>
+          <w:tag w:val="#Nav: Notificacion_de_pago/55964"/>
           <w:id w:val="747233526"/>
-          <w15:dataBinding w:prefixMappings="xmlns:ns0='urn:microsoft-dynamics-nav/reports/Notificacion_de_pago/34003009/'" w:xpath="/ns0:NavWordReportXmlPart[1]/ns0:Vendor_Ledger_Entry[1]/ns0:Detailed_Vendor_Ledg_Entry" w:storeItemID="{E550A5BF-A02C-4D7E-8B34-311C167252C3}"/>
+          <w15:dataBinding w:prefixMappings="xmlns:ns0='urn:microsoft-dynamics-nav/reports/Notificacion_de_pago/55964/'" w:xpath="/ns0:NavWordReportXmlPart[1]/ns0:Vendor_Ledger_Entry[1]/ns0:Detailed_Vendor_Ledg_Entry" w:storeItemID="{E550A5BF-A02C-4D7E-8B34-311C167252C3}"/>
           <w15:repeatingSection/>
         </w:sdtPr>
         <w:sdtEndPr/>
@@ -3195,137 +3195,129 @@
 </a:theme>
 </file>
 
-<file path=customXml/item1.xml>��< ? x m l   v e r s i o n = " 1 . 0 "   e n c o d i n g = " u t f - 1 6 " ? > - 
- < N a v W o r d R e p o r t X m l P a r t   x m l n s = " u r n : m i c r o s o f t - d y n a m i c s - n a v / r e p o r t s / N o t i f i c a c i o n _ d e _ p a g o / 3 4 0 0 3 0 0 9 / " > - 
-     < B C R e p o r t I n f o r m a t i o n > - 
-         < R e p o r t M e t a d a t a > - 
-             < E x t e n s i o n I d > E x t e n s i o n   I D < / E x t e n s i o n I d > - 
-             < E x t e n s i o n N a m e > E x t e n s i o n   N a m e < / E x t e n s i o n N a m e > - 
-             < E x t e n s i o n P u b l i s h e r > E x t e n s i o n   P u b l i s h e r < / E x t e n s i o n P u b l i s h e r > - 
-             < E x t e n s i o n V e r s i o n > E x t e n s i o n   V e r s i o n < / E x t e n s i o n V e r s i o n > - 
-             < R e p o r t I d > R e p o r t   I D < / R e p o r t I d > - 
-             < R e p o r t N a m e > R e p o r t   N a m e < / R e p o r t N a m e > - 
-             < A b o u t T h i s R e p o r t T i t l e > A b o u t   T h i s   R e p o r t   T i t l e < / A b o u t T h i s R e p o r t T i t l e > - 
-             < A b o u t T h i s R e p o r t T e x t > A b o u t   T h i s   R e p o r t   T e x t < / A b o u t T h i s R e p o r t T e x t > - 
-             < R e p o r t H e l p L i n k > R e p o r t   H e l p   L i n k < / R e p o r t H e l p L i n k > - 
-         < / R e p o r t M e t a d a t a > - 
-         < R e p o r t R e q u e s t > - 
-             < T e n a n t E n t r a I d > T e n a n t   E n t r a   I d < / T e n a n t E n t r a I d > - 
-             < E n v i r o n m e n t N a m e > E n v i r o n m e n t   N a m e < / E n v i r o n m e n t N a m e > - 
-             < E n v i r o n m e n t T y p e > E n v i r o n m e n t   T y p e < / E n v i r o n m e n t T y p e > - 
-             < C o m p a n y N a m e > C o m p a n y   N a m e < / C o m p a n y N a m e > - 
-             < C o m p a n y D i s p l a y N a m e > C o m p a n y   D i s p l a y   N a m e < / C o m p a n y D i s p l a y N a m e > - 
-             < C o m p a n y I d > C o m p a n y   I D < / C o m p a n y I d > - 
-             < U s e r N a m e > U s e r   N a m e < / U s e r N a m e > - 
-             < D a t e A n d T i m e > D a t e   a n d   T i m e < / D a t e A n d T i m e > - 
-             < L a n g u a g e > L a n g u a g e < / L a n g u a g e > - 
-             < F o r m a t R e g i o n > F o r m a t   R e g i o n < / F o r m a t R e g i o n > - 
-             < D a t e T i m e V a l u e s > - 
-                 < Y e a r > Y e a r < / Y e a r > - 
-                 < M o n t h N u m b e r > M o n t h   N u m b e r < / M o n t h N u m b e r > - 
-                 < D a y N u m b e r > D a y   N u m b e r < / D a y N u m b e r > - 
-                 < H o u r > H o u r < / H o u r > - 
-                 < M i n u t e > M i n u t e < / M i n u t e > - 
-             < / D a t e T i m e V a l u e s > - 
-         < / R e p o r t R e q u e s t > - 
-     < / B C R e p o r t I n f o r m a t i o n > - 
-     < V e n d o r _ L e d g e r _ E n t r y > - 
-         < A m o u n t > A m o u n t < / A m o u n t > - 
-         < C o n c e p t o _ > C o n c e p t o _ < / C o n c e p t o _ > - 
-         < C u r r e n c y _ C o d e > C u r r e n c y _ C o d e < / C u r r e n c y _ C o d e > - 
-         < D i a > D i a < / D i a > - 
-         < D o c u m e n t _ N o _ > D o c u m e n t _ N o _ < / D o c u m e n t _ N o _ > - 
-         < F u l l _ N a m e > F u l l _ N a m e < / F u l l _ N a m e > - 
-         < I m p o r t e _ T e x t o > I m p o r t e _ T e x t o < / I m p o r t e _ T e x t o > - 
-         < N o m b r e _ A n o > N o m b r e _ A n o < / N o m b r e _ A n o > - 
-         < N o m b r e _ D i a > N o m b r e _ D i a < / N o m b r e _ D i a > - 
-         < N o m b r e _ E m p r e s a > N o m b r e _ E m p r e s a < / N o m b r e _ E m p r e s a > - 
-         < N o m b r e _ M e s > N o m b r e _ M e s < / N o m b r e _ M e s > - 
-         < P o s t i n g _ D a t e > P o s t i n g _ D a t e < / P o s t i n g _ D a t e > - 
-         < R N C > R N C < / R N C > - 
-         < R N C _ E m p r e s a > R N C _ E m p r e s a < / R N C _ E m p r e s a > - 
-         < V e n d o r _ N o _ > V e n d o r _ N o _ < / V e n d o r _ N o _ > - 
-         < D e t a i l e d _ V e n d o r _ L e d g _ E n t r y > - 
-             < V E A m o u n t _ > V E A m o u n t _ < / V E A m o u n t _ > - 
-             < V E C u r r e n c y _ C o d e > V E C u r r e n c y _ C o d e < / V E C u r r e n c y _ C o d e > - 
-             < V E D o c u m e n t _ N o _ > V E D o c u m e n t _ N o _ < / V E D o c u m e n t _ N o _ > - 
-             < V E N C F > V E N C F < / V E N C F > - 
-             < V E P o s t i n g _ D a t e > V E P o s t i n g _ D a t e < / V E P o s t i n g _ D a t e > - 
-             < V E _ O r i g i n a l _ A m o u n t > V E _ O r i g i n a l _ A m o u n t < / V E _ O r i g i n a l _ A m o u n t > - 
-         < / D e t a i l e d _ V e n d o r _ L e d g _ E n t r y > - 
-     < / V e n d o r _ L e d g e r _ E n t r y > - 
- < / N a v W o r d R e p o r t X m l P a r t > 
-</file>
-
 <file path=customXml/item2.xml><?xml version="1.0" encoding="utf-8"?>
 <b:Sources xmlns:b="http://schemas.openxmlformats.org/officeDocument/2006/bibliography" xmlns="http://schemas.openxmlformats.org/officeDocument/2006/bibliography" SelectedStyle="\APASixthEditionOfficeOnline.xsl" StyleName="APA" Version="6"/>
 </file>
 
-<file path=customXml/itemProps1.xml><?xml version="1.0" encoding="utf-8"?>
-<ds:datastoreItem xmlns:ds="http://schemas.openxmlformats.org/officeDocument/2006/customXml" ds:itemID="{E550A5BF-A02C-4D7E-8B34-311C167252C3}">
-  <ds:schemaRefs>
-    <ds:schemaRef ds:uri="urn:microsoft-dynamics-nav/reports/Notificacion_de_pago/34003009/"/>
-  </ds:schemaRefs>
-</ds:datastoreItem>
+<file path=customXml/item3.xml>��< ? x m l   v e r s i o n = " 1 . 0 "   e n c o d i n g = " u t f - 1 6 " ? > + 
+ < N a v W o r d R e p o r t X m l P a r t   x m l n s = " u r n : m i c r o s o f t - d y n a m i c s - n a v / r e p o r t s / N o t i f i c a c i o n _ d e _ p a g o / 5 5 9 6 4 / " > + 
+     < B C R e p o r t I n f o r m a t i o n > + 
+         < R e p o r t M e t a d a t a > + 
+             < E x t e n s i o n I d > E x t e n s i o n   I D < / E x t e n s i o n I d > + 
+             < E x t e n s i o n N a m e > E x t e n s i o n   N a m e < / E x t e n s i o n N a m e > + 
+             < E x t e n s i o n P u b l i s h e r > E x t e n s i o n   P u b l i s h e r < / E x t e n s i o n P u b l i s h e r > + 
+             < E x t e n s i o n V e r s i o n > E x t e n s i o n   V e r s i o n < / E x t e n s i o n V e r s i o n > + 
+             < R e p o r t I d > R e p o r t   I D < / R e p o r t I d > + 
+             < R e p o r t N a m e > R e p o r t   N a m e < / R e p o r t N a m e > + 
+             < A b o u t T h i s R e p o r t T i t l e > A b o u t   T h i s   R e p o r t   T i t l e < / A b o u t T h i s R e p o r t T i t l e > + 
+             < A b o u t T h i s R e p o r t T e x t > A b o u t   T h i s   R e p o r t   T e x t < / A b o u t T h i s R e p o r t T e x t > + 
+             < R e p o r t H e l p L i n k > R e p o r t   H e l p   L i n k < / R e p o r t H e l p L i n k > + 
+         < / R e p o r t M e t a d a t a > + 
+         < R e p o r t R e q u e s t > + 
+             < T e n a n t E n t r a I d > T e n a n t   E n t r a   I d < / T e n a n t E n t r a I d > + 
+             < E n v i r o n m e n t N a m e > E n v i r o n m e n t   N a m e < / E n v i r o n m e n t N a m e > + 
+             < E n v i r o n m e n t T y p e > E n v i r o n m e n t   T y p e < / E n v i r o n m e n t T y p e > + 
+             < C o m p a n y N a m e > C o m p a n y   N a m e < / C o m p a n y N a m e > + 
+             < C o m p a n y D i s p l a y N a m e > C o m p a n y   D i s p l a y   N a m e < / C o m p a n y D i s p l a y N a m e > + 
+             < C o m p a n y I d > C o m p a n y   I D < / C o m p a n y I d > + 
+             < U s e r N a m e > U s e r   N a m e < / U s e r N a m e > + 
+             < D a t e A n d T i m e > D a t e   a n d   T i m e < / D a t e A n d T i m e > + 
+             < L a n g u a g e > L a n g u a g e < / L a n g u a g e > + 
+             < F o r m a t R e g i o n > F o r m a t   R e g i o n < / F o r m a t R e g i o n > + 
+             < D a t e T i m e V a l u e s > + 
+                 < Y e a r > Y e a r < / Y e a r > + 
+                 < M o n t h N u m b e r > M o n t h   N u m b e r < / M o n t h N u m b e r > + 
+                 < D a y N u m b e r > D a y   N u m b e r < / D a y N u m b e r > + 
+                 < H o u r > H o u r < / H o u r > + 
+                 < M i n u t e > M i n u t e < / M i n u t e > + 
+             < / D a t e T i m e V a l u e s > + 
+         < / R e p o r t R e q u e s t > + 
+     < / B C R e p o r t I n f o r m a t i o n > + 
+     < V e n d o r _ L e d g e r _ E n t r y > + 
+         < A m o u n t > A m o u n t < / A m o u n t > + 
+         < C o n c e p t o _ > C o n c e p t o _ < / C o n c e p t o _ > + 
+         < C u r r e n c y _ C o d e > C u r r e n c y _ C o d e < / C u r r e n c y _ C o d e > + 
+         < D i a > D i a < / D i a > + 
+         < D o c u m e n t _ N o _ > D o c u m e n t _ N o _ < / D o c u m e n t _ N o _ > + 
+         < F u l l _ N a m e > F u l l _ N a m e < / F u l l _ N a m e > + 
+         < I m p o r t e _ T e x t o > I m p o r t e _ T e x t o < / I m p o r t e _ T e x t o > + 
+         < N o m b r e _ A n o > N o m b r e _ A n o < / N o m b r e _ A n o > + 
+         < N o m b r e _ D i a > N o m b r e _ D i a < / N o m b r e _ D i a > + 
+         < N o m b r e _ E m p r e s a > N o m b r e _ E m p r e s a < / N o m b r e _ E m p r e s a > + 
+         < N o m b r e _ M e s > N o m b r e _ M e s < / N o m b r e _ M e s > + 
+         < P o s t i n g _ D a t e > P o s t i n g _ D a t e < / P o s t i n g _ D a t e > + 
+         < R N C > R N C < / R N C > + 
+         < R N C _ E m p r e s a > R N C _ E m p r e s a < / R N C _ E m p r e s a > + 
+         < V e n d o r _ N o _ > V e n d o r _ N o _ < / V e n d o r _ N o _ > + 
+         < D e t a i l e d _ V e n d o r _ L e d g _ E n t r y > + 
+             < V E A m o u n t _ > V E A m o u n t _ < / V E A m o u n t _ > + 
+             < V E C u r r e n c y _ C o d e > V E C u r r e n c y _ C o d e < / V E C u r r e n c y _ C o d e > + 
+             < V E D o c u m e n t _ N o _ > V E D o c u m e n t _ N o _ < / V E D o c u m e n t _ N o _ > + 
+             < V E N C F > V E N C F < / V E N C F > + 
+             < V E P o s t i n g _ D a t e > V E P o s t i n g _ D a t e < / V E P o s t i n g _ D a t e > + 
+             < V E _ O r i g i n a l _ A m o u n t > V E _ O r i g i n a l _ A m o u n t < / V E _ O r i g i n a l _ A m o u n t > + 
+         < / D e t a i l e d _ V e n d o r _ L e d g _ E n t r y > + 
+     < / V e n d o r _ L e d g e r _ E n t r y > + 
+ < / N a v W o r d R e p o r t X m l P a r t > 
 </file>
 
 <file path=customXml/itemProps2.xml><?xml version="1.0" encoding="utf-8"?>
